--- a/03_Outputs/final scripts/pt/Module 5/5.2.0-pt.docx
+++ b/03_Outputs/final scripts/pt/Module 5/5.2.0-pt.docx
@@ -9,17 +9,17 @@
     </w:p>
     <w:p>
       <w:r>
-        <w:t>Este capítulo reúne os blocos essenciais para uma transição energética justa e eficaz. Começamos com como desenhar estruturas de políticas e regulamentações eficazes, introduzindo quatro elementos essenciais: adaptar as políticas ao contexto compreendendo as dinâmicas políticas, sociais e de gênero reais; garantir coerência entre setores para que as medidas se reforcem mutuamente, em vez de se contradizerem; adotar abordagens adaptativas e antecipatórias que incorporem previsão, flexibilidade e feedback; e fundamentar as decisões em dados sólidos e evidências por meio de avaliações de impacto e monitoramento. Juntas, essas práticas criam estruturas realistas, inclusivas e preparadas para o futuro, para uma transição energética justa.</w:t>
+        <w:t>Este capítulo reúne os blocos essenciais para uma transição energética justa e eficaz. Começamos com como desenhar estruturas de políticas e regulamentações eficazes, introduzindo quatro elementos essenciais: adaptar as políticas ao contexto compreendendo as dinâmicas políticas, sociais e de gênero reais; garantir coerência entre setores para que as medidas se reforcem mutuamente, e não se contradigam; adotar abordagens adaptativas e antecipatórias que incorporem previsão, flexibilidade e feedback; e fundamentar as decisões em dados sólidos e evidências por meio de avaliações de impacto e monitoramento. Juntas, essas práticas criam estruturas realistas, inclusivas e preparadas para o futuro, para uma transição energética justa.</w:t>
       </w:r>
     </w:p>
     <w:p>
       <w:r>
-        <w:t>Em seguida, voltamos nossa atenção para transparência e supervisão, os pilares gêmeos da confiança pública. Dados energéticos abertos, precisos e oportunos permitem decisões informadas por parte de formuladores de políticas, investidores e comunidades. Supervisão interna e externa — desde unidades de conformidade regulatória até auditorias independentes, auditorias de gênero e revisões parlamentares — fornecem mecanismos de controle, detectam riscos e fortalecem a responsabilização. Quando as informações são acessíveis e compreensíveis, elas capacitam cidadãos e investidores e ajudam a atrair financiamento sustentável.</w:t>
+        <w:t>Em seguida, voltamos nossa atenção para transparência e supervisão, os pilares gêmeos da confiança pública. Dados energéticos abertos, precisos e oportunos permitem decisões informadas por parte de formuladores de políticas, investidores e comunidades. A supervisão interna e externa — desde unidades de conformidade regulatória até auditorias independentes, auditorias de gênero e revisões parlamentares — fornece mecanismos de controle, detecta riscos e fortalece a responsabilização. Quando as informações são acessíveis e compreensíveis, elas capacitam cidadãos e investidores e ajudam a atrair financiamento sustentável.</w:t>
       </w:r>
     </w:p>
     <w:p>
       <w:r>
-        <w:t>Construir esses pilares também depende do fortalecimento de capacidades. Reforçar habilidades, sistemas e capacidades institucionais em todos os níveis permite que governos e partes interessadas coletem e analisem dados, apliquem padrões, gerenciem reformas complexas e envolvam comunidades de forma eficaz. Sem essa capacidade humana e institucional, mesmo as políticas mais bem elaboradas podem fracassar.</w:t>
+        <w:t>Construir esses pilares também depende do fortalecimento de capacidades. Reforçar habilidades, sistemas e capacidades institucionais em todos os níveis permite que governos e partes interessadas coletem e analisem dados, apliquem padrões, gerenciem reformas complexas e envolvam as comunidades de forma eficaz. Sem essa capacidade humana e institucional, mesmo as políticas mais bem elaboradas podem fracassar.</w:t>
       </w:r>
     </w:p>
     <w:p>
